--- a/DS CORPORATION/TÀI LIỆU THAM KHẢO/MARKETING ROADMAP/BAI TAP/Dot4_Pricing_Offer_Dosies_Care.docx
+++ b/DS CORPORATION/TÀI LIỆU THAM KHẢO/MARKETING ROADMAP/BAI TAP/Dot4_Pricing_Offer_Dosies_Care.docx
@@ -86,7 +86,7 @@
         <w:rPr>
           <w:rFonts w:ascii="Arial" w:cs="Arial" w:eastAsia="Arial" w:hAnsi="Arial"/>
         </w:rPr>
-        <w:t xml:space="preserve"> 07/10/2026 · Tài liệu nội bộ DS Corporation · Công cụ tính toán nằm trong file </w:t>
+        <w:t xml:space="preserve"> 07/10/2026 · Theo bảng thành phần SKU1 bản OEM 24/09/2026 · Công cụ tính toán nằm trong file </w:t>
       </w:r>
       <w:r>
         <w:rPr>
@@ -3814,7 +3814,7 @@
         <w:sz w:val="16"/>
         <w:szCs w:val="16"/>
       </w:rPr>
-      <w:t xml:space="preserve">DS Corporation · Nội bộ · Trang </w:t>
+      <w:t xml:space="preserve">Dosie's Care · Trang </w:t>
     </w:r>
     <w:r>
       <w:rPr>
